--- a/plantillas/inmobiliaria/Diagnostico_Ejecutivo_PLANTILLA.docx
+++ b/plantillas/inmobiliaria/Diagnostico_Ejecutivo_PLANTILLA.docx
@@ -18,17 +18,7 @@
           <w:sz w:val="28"/>
           <w:szCs w:val="28"/>
         </w:rPr>
-        <w:t>CERTUS CONSULTORES</w:t>
-      </w:r>
-      <w:r>
-        <w:rPr>
-          <w:b/>
-          <w:bCs/>
-          <w:color w:val="1F3864"/>
-          <w:sz w:val="28"/>
-          <w:szCs w:val="28"/>
-        </w:rPr>
-        <w:t>/ ESPINOSA SALAZAR</w:t>
+        <w:t>CERTUS CONSULTORES/ ESPINOSA SALAZAR</w:t>
       </w:r>
     </w:p>
     <w:p>
@@ -586,13 +576,7 @@
         <w:spacing w:after="200"/>
       </w:pPr>
       <w:r>
-        <w:t xml:space="preserve">Según el artículo </w:t>
-      </w:r>
-      <w:r>
-        <w:t>53</w:t>
-      </w:r>
-      <w:r>
-        <w:t xml:space="preserve"> de LFPIORPI, las sanciones varían entre $50,000 y $3,000,000 MXN por incumplimiento. [ESPECIFICAR RIESGO PARA ESTE CLIENTE]</w:t>
+        <w:t xml:space="preserve">Conforme a los artículos 53 y 54 de la LFPIORPI, las multas van de 200 a 2,000 UMA (hasta $234,620 MXN con UMA 2026) por incumplir las obligaciones del artículo 18, y de 10,000 a 65,000 UMA ($1,173,100 a $7,624,150 MXN), o del 10% al 100% del valor del acto, la que resulte mayor, por omitir Avisos o participar en operaciones en efectivo prohibidas. [ESPECIFICAR RIESGO PARA ESTE CLIENTE]</w:t>
       </w:r>
     </w:p>
     <w:p>
@@ -874,17 +858,7 @@
           <w:sz w:val="20"/>
           <w:szCs w:val="20"/>
         </w:rPr>
-        <w:t>Certus Consultores</w:t>
-      </w:r>
-      <w:r>
-        <w:rPr>
-          <w:b/>
-          <w:bCs/>
-          <w:color w:val="1F3864"/>
-          <w:sz w:val="20"/>
-          <w:szCs w:val="20"/>
-        </w:rPr>
-        <w:t>/ Espinosa Salazar</w:t>
+        <w:t>Certus Consultores/ Espinosa Salazar</w:t>
       </w:r>
     </w:p>
     <w:p>

--- a/plantillas/inmobiliaria/Diagnostico_Ejecutivo_PLANTILLA.docx
+++ b/plantillas/inmobiliaria/Diagnostico_Ejecutivo_PLANTILLA.docx
@@ -576,7 +576,7 @@
         <w:spacing w:after="200"/>
       </w:pPr>
       <w:r>
-        <w:t xml:space="preserve">Conforme a los artículos 53 y 54 de la LFPIORPI, las multas van de 200 a 2,000 UMA (hasta $234,620 MXN con UMA 2026) por incumplir las obligaciones del artículo 18, y de 10,000 a 65,000 UMA ($1,173,100 a $7,624,150 MXN), o del 10% al 100% del valor del acto, la que resulte mayor, por omitir Avisos o participar en operaciones en efectivo prohibidas. [ESPECIFICAR RIESGO PARA ESTE CLIENTE]</w:t>
+        <w:t xml:space="preserve">Conforme a los artículos 53 y 54 de la LFPIORPI, las multas van de 200 a 2,000 UMA (hasta $234,620 MXN con UMA 2026) por incumplir las obligaciones del artículo 18, y de 10,000 a 65,000 UMA ($1,173,100 a $7,625,150 MXN), o del 10% al 100% del valor del acto, la que resulte mayor, por omitir Avisos o participar en operaciones en efectivo prohibidas. [ESPECIFICAR RIESGO PARA ESTE CLIENTE]</w:t>
       </w:r>
     </w:p>
     <w:p>
